--- a/myprojects/RVNL/RVNL_Audit_Summary_Report.docx
+++ b/myprojects/RVNL/RVNL_Audit_Summary_Report.docx
@@ -111,7 +111,21 @@
         <w:rPr>
           <w:color w:val="666666"/>
         </w:rPr>
-        <w:t>Comparison Period: FY 2023-24 vs. FY 2024-25  |  Report Date: March 2026</w:t>
+        <w:t>Comparison Period: FY 2023-24 vs. FY 2024-</w:t>
+      </w:r>
+      <w:proofErr w:type="gramStart"/>
+      <w:r>
+        <w:rPr>
+          <w:color w:val="666666"/>
+        </w:rPr>
+        <w:t>25  |</w:t>
+      </w:r>
+      <w:proofErr w:type="gramEnd"/>
+      <w:r>
+        <w:rPr>
+          <w:color w:val="666666"/>
+        </w:rPr>
+        <w:t xml:space="preserve">  Report Date: March 2026</w:t>
       </w:r>
     </w:p>
     <w:tbl>
@@ -137,12 +151,6 @@
         <w:gridCol w:w="3120"/>
       </w:tblGrid>
       <w:tr>
-        <w:tblPrEx>
-          <w:tblCellMar>
-            <w:top w:w="0" w:type="dxa"/>
-            <w:bottom w:w="0" w:type="dxa"/>
-          </w:tblCellMar>
-        </w:tblPrEx>
         <w:tc>
           <w:tcPr>
             <w:tcW w:w="3120" w:type="dxa"/>
@@ -225,13 +233,23 @@
             <w:pPr>
               <w:jc w:val="center"/>
             </w:pPr>
-            <w:r>
-              <w:rPr>
-                <w:color w:val="1F2D3D"/>
-                <w:sz w:val="19"/>
-                <w:szCs w:val="19"/>
-              </w:rPr>
-              <w:t>Navratna CPSE</w:t>
+            <w:proofErr w:type="spellStart"/>
+            <w:r>
+              <w:rPr>
+                <w:color w:val="1F2D3D"/>
+                <w:sz w:val="19"/>
+                <w:szCs w:val="19"/>
+              </w:rPr>
+              <w:t>Navratna</w:t>
+            </w:r>
+            <w:proofErr w:type="spellEnd"/>
+            <w:r>
+              <w:rPr>
+                <w:color w:val="1F2D3D"/>
+                <w:sz w:val="19"/>
+                <w:szCs w:val="19"/>
+              </w:rPr>
+              <w:t xml:space="preserve"> CPSE</w:t>
             </w:r>
           </w:p>
         </w:tc>
@@ -317,7 +335,21 @@
         <w:rPr>
           <w:color w:val="1F2D3D"/>
         </w:rPr>
-        <w:t>This report presents a comprehensive comparative analysis of Rail Vikas Nigam Limited's (RVNL) independent auditor's reports and corporate governance structures for FY 2023-24 and FY 2024-25. RVNL, a Navratna Central Public Sector Enterprise (CPSE), has demonstrated consistent adherence to Indian Accounting Standards (Ind AS), regulatory compliance, and governance best practices across both reporting periods.</w:t>
+        <w:t xml:space="preserve">This report presents a comprehensive comparative analysis of Rail Vikas Nigam Limited's (RVNL) independent auditor's reports and corporate governance structures for FY 2023-24 and FY 2024-25. RVNL, a </w:t>
+      </w:r>
+      <w:proofErr w:type="spellStart"/>
+      <w:r>
+        <w:rPr>
+          <w:color w:val="1F2D3D"/>
+        </w:rPr>
+        <w:t>Navratna</w:t>
+      </w:r>
+      <w:proofErr w:type="spellEnd"/>
+      <w:r>
+        <w:rPr>
+          <w:color w:val="1F2D3D"/>
+        </w:rPr>
+        <w:t xml:space="preserve"> Central Public Sector Enterprise (CPSE), has demonstrated consistent adherence to Indian Accounting Standards (Ind AS), regulatory compliance, and governance best practices across both reporting periods.</w:t>
       </w:r>
     </w:p>
     <w:p>
@@ -347,12 +379,6 @@
         <w:gridCol w:w="8749"/>
       </w:tblGrid>
       <w:tr>
-        <w:tblPrEx>
-          <w:tblCellMar>
-            <w:top w:w="0" w:type="dxa"/>
-            <w:bottom w:w="0" w:type="dxa"/>
-          </w:tblCellMar>
-        </w:tblPrEx>
         <w:tc>
           <w:tcPr>
             <w:tcW w:w="560" w:type="dxa"/>
@@ -491,7 +517,21 @@
         <w:rPr>
           <w:color w:val="1F2D3D"/>
         </w:rPr>
-        <w:t>Stable executive leadership throughout the Navratna elevation process.</w:t>
+        <w:t xml:space="preserve">Stable executive leadership throughout the </w:t>
+      </w:r>
+      <w:proofErr w:type="spellStart"/>
+      <w:r>
+        <w:rPr>
+          <w:color w:val="1F2D3D"/>
+        </w:rPr>
+        <w:t>Navratna</w:t>
+      </w:r>
+      <w:proofErr w:type="spellEnd"/>
+      <w:r>
+        <w:rPr>
+          <w:color w:val="1F2D3D"/>
+        </w:rPr>
+        <w:t xml:space="preserve"> elevation process.</w:t>
       </w:r>
     </w:p>
     <w:p>
@@ -585,12 +625,6 @@
         <w:gridCol w:w="3180"/>
       </w:tblGrid>
       <w:tr>
-        <w:tblPrEx>
-          <w:tblCellMar>
-            <w:top w:w="0" w:type="dxa"/>
-            <w:bottom w:w="0" w:type="dxa"/>
-          </w:tblCellMar>
-        </w:tblPrEx>
         <w:trPr>
           <w:tblHeader/>
         </w:trPr>
@@ -692,12 +726,6 @@
         </w:tc>
       </w:tr>
       <w:tr>
-        <w:tblPrEx>
-          <w:tblCellMar>
-            <w:top w:w="0" w:type="dxa"/>
-            <w:bottom w:w="0" w:type="dxa"/>
-          </w:tblCellMar>
-        </w:tblPrEx>
         <w:tc>
           <w:tcPr>
             <w:tcW w:w="3000" w:type="dxa"/>
@@ -787,12 +815,6 @@
         </w:tc>
       </w:tr>
       <w:tr>
-        <w:tblPrEx>
-          <w:tblCellMar>
-            <w:top w:w="0" w:type="dxa"/>
-            <w:bottom w:w="0" w:type="dxa"/>
-          </w:tblCellMar>
-        </w:tblPrEx>
         <w:tc>
           <w:tcPr>
             <w:tcW w:w="3000" w:type="dxa"/>
@@ -882,12 +904,6 @@
         </w:tc>
       </w:tr>
       <w:tr>
-        <w:tblPrEx>
-          <w:tblCellMar>
-            <w:top w:w="0" w:type="dxa"/>
-            <w:bottom w:w="0" w:type="dxa"/>
-          </w:tblCellMar>
-        </w:tblPrEx>
         <w:tc>
           <w:tcPr>
             <w:tcW w:w="3000" w:type="dxa"/>
@@ -977,12 +993,6 @@
         </w:tc>
       </w:tr>
       <w:tr>
-        <w:tblPrEx>
-          <w:tblCellMar>
-            <w:top w:w="0" w:type="dxa"/>
-            <w:bottom w:w="0" w:type="dxa"/>
-          </w:tblCellMar>
-        </w:tblPrEx>
         <w:tc>
           <w:tcPr>
             <w:tcW w:w="3000" w:type="dxa"/>
@@ -1072,12 +1082,6 @@
         </w:tc>
       </w:tr>
       <w:tr>
-        <w:tblPrEx>
-          <w:tblCellMar>
-            <w:top w:w="0" w:type="dxa"/>
-            <w:bottom w:w="0" w:type="dxa"/>
-          </w:tblCellMar>
-        </w:tblPrEx>
         <w:tc>
           <w:tcPr>
             <w:tcW w:w="3000" w:type="dxa"/>
@@ -1167,12 +1171,6 @@
         </w:tc>
       </w:tr>
       <w:tr>
-        <w:tblPrEx>
-          <w:tblCellMar>
-            <w:top w:w="0" w:type="dxa"/>
-            <w:bottom w:w="0" w:type="dxa"/>
-          </w:tblCellMar>
-        </w:tblPrEx>
         <w:tc>
           <w:tcPr>
             <w:tcW w:w="3000" w:type="dxa"/>
@@ -1262,12 +1260,6 @@
         </w:tc>
       </w:tr>
       <w:tr>
-        <w:tblPrEx>
-          <w:tblCellMar>
-            <w:top w:w="0" w:type="dxa"/>
-            <w:bottom w:w="0" w:type="dxa"/>
-          </w:tblCellMar>
-        </w:tblPrEx>
         <w:tc>
           <w:tcPr>
             <w:tcW w:w="3000" w:type="dxa"/>
@@ -1384,12 +1376,6 @@
         <w:gridCol w:w="8619"/>
       </w:tblGrid>
       <w:tr>
-        <w:tblPrEx>
-          <w:tblCellMar>
-            <w:top w:w="0" w:type="dxa"/>
-            <w:bottom w:w="0" w:type="dxa"/>
-          </w:tblCellMar>
-        </w:tblPrEx>
         <w:tc>
           <w:tcPr>
             <w:tcW w:w="560" w:type="dxa"/>
@@ -1496,8 +1482,13 @@
           <w:bottom w:val="single" w:sz="6" w:space="2" w:color="2E75B6"/>
         </w:pBdr>
       </w:pPr>
-      <w:r>
-        <w:t>3.1  Nature of Audit Opinions</w:t>
+      <w:proofErr w:type="gramStart"/>
+      <w:r>
+        <w:t>3.1  Nature</w:t>
+      </w:r>
+      <w:proofErr w:type="gramEnd"/>
+      <w:r>
+        <w:t xml:space="preserve"> of Audit Opinions</w:t>
       </w:r>
     </w:p>
     <w:p>
@@ -1539,12 +1530,6 @@
         <w:gridCol w:w="3180"/>
       </w:tblGrid>
       <w:tr>
-        <w:tblPrEx>
-          <w:tblCellMar>
-            <w:top w:w="0" w:type="dxa"/>
-            <w:bottom w:w="0" w:type="dxa"/>
-          </w:tblCellMar>
-        </w:tblPrEx>
         <w:trPr>
           <w:tblHeader/>
         </w:trPr>
@@ -1646,12 +1631,6 @@
         </w:tc>
       </w:tr>
       <w:tr>
-        <w:tblPrEx>
-          <w:tblCellMar>
-            <w:top w:w="0" w:type="dxa"/>
-            <w:bottom w:w="0" w:type="dxa"/>
-          </w:tblCellMar>
-        </w:tblPrEx>
         <w:tc>
           <w:tcPr>
             <w:tcW w:w="3000" w:type="dxa"/>
@@ -1741,12 +1720,6 @@
         </w:tc>
       </w:tr>
       <w:tr>
-        <w:tblPrEx>
-          <w:tblCellMar>
-            <w:top w:w="0" w:type="dxa"/>
-            <w:bottom w:w="0" w:type="dxa"/>
-          </w:tblCellMar>
-        </w:tblPrEx>
         <w:tc>
           <w:tcPr>
             <w:tcW w:w="3000" w:type="dxa"/>
@@ -1836,12 +1809,6 @@
         </w:tc>
       </w:tr>
       <w:tr>
-        <w:tblPrEx>
-          <w:tblCellMar>
-            <w:top w:w="0" w:type="dxa"/>
-            <w:bottom w:w="0" w:type="dxa"/>
-          </w:tblCellMar>
-        </w:tblPrEx>
         <w:tc>
           <w:tcPr>
             <w:tcW w:w="3000" w:type="dxa"/>
@@ -1931,12 +1898,6 @@
         </w:tc>
       </w:tr>
       <w:tr>
-        <w:tblPrEx>
-          <w:tblCellMar>
-            <w:top w:w="0" w:type="dxa"/>
-            <w:bottom w:w="0" w:type="dxa"/>
-          </w:tblCellMar>
-        </w:tblPrEx>
         <w:tc>
           <w:tcPr>
             <w:tcW w:w="3000" w:type="dxa"/>
@@ -2026,12 +1987,6 @@
         </w:tc>
       </w:tr>
       <w:tr>
-        <w:tblPrEx>
-          <w:tblCellMar>
-            <w:top w:w="0" w:type="dxa"/>
-            <w:bottom w:w="0" w:type="dxa"/>
-          </w:tblCellMar>
-        </w:tblPrEx>
         <w:tc>
           <w:tcPr>
             <w:tcW w:w="3000" w:type="dxa"/>
@@ -2121,12 +2076,6 @@
         </w:tc>
       </w:tr>
       <w:tr>
-        <w:tblPrEx>
-          <w:tblCellMar>
-            <w:top w:w="0" w:type="dxa"/>
-            <w:bottom w:w="0" w:type="dxa"/>
-          </w:tblCellMar>
-        </w:tblPrEx>
         <w:tc>
           <w:tcPr>
             <w:tcW w:w="3000" w:type="dxa"/>
@@ -2259,8 +2208,13 @@
           <w:bottom w:val="single" w:sz="6" w:space="2" w:color="2E75B6"/>
         </w:pBdr>
       </w:pPr>
-      <w:r>
-        <w:t>4.1  KAM 1 — Revenue Recognition</w:t>
+      <w:proofErr w:type="gramStart"/>
+      <w:r>
+        <w:t>4.1  KAM</w:t>
+      </w:r>
+      <w:proofErr w:type="gramEnd"/>
+      <w:r>
+        <w:t xml:space="preserve"> 1 — Revenue Recognition</w:t>
       </w:r>
     </w:p>
     <w:p>
@@ -2502,8 +2456,13 @@
           <w:bottom w:val="single" w:sz="6" w:space="2" w:color="2E75B6"/>
         </w:pBdr>
       </w:pPr>
-      <w:r>
-        <w:t>4.2  KAM 2 — Service Concession Arrangements (SCA) [FY25 Enhanced Focus]</w:t>
+      <w:proofErr w:type="gramStart"/>
+      <w:r>
+        <w:t>4.2  KAM</w:t>
+      </w:r>
+      <w:proofErr w:type="gramEnd"/>
+      <w:r>
+        <w:t xml:space="preserve"> 2 — Service Concession Arrangements (SCA) [FY25 Enhanced Focus]</w:t>
       </w:r>
     </w:p>
     <w:p>
@@ -2545,12 +2504,6 @@
         <w:gridCol w:w="3120"/>
       </w:tblGrid>
       <w:tr>
-        <w:tblPrEx>
-          <w:tblCellMar>
-            <w:top w:w="0" w:type="dxa"/>
-            <w:bottom w:w="0" w:type="dxa"/>
-          </w:tblCellMar>
-        </w:tblPrEx>
         <w:trPr>
           <w:tblHeader/>
         </w:trPr>
@@ -2652,12 +2605,6 @@
         </w:tc>
       </w:tr>
       <w:tr>
-        <w:tblPrEx>
-          <w:tblCellMar>
-            <w:top w:w="0" w:type="dxa"/>
-            <w:bottom w:w="0" w:type="dxa"/>
-          </w:tblCellMar>
-        </w:tblPrEx>
         <w:tc>
           <w:tcPr>
             <w:tcW w:w="3120" w:type="dxa"/>
@@ -2747,12 +2694,6 @@
         </w:tc>
       </w:tr>
       <w:tr>
-        <w:tblPrEx>
-          <w:tblCellMar>
-            <w:top w:w="0" w:type="dxa"/>
-            <w:bottom w:w="0" w:type="dxa"/>
-          </w:tblCellMar>
-        </w:tblPrEx>
         <w:tc>
           <w:tcPr>
             <w:tcW w:w="3120" w:type="dxa"/>
@@ -2930,12 +2871,6 @@
         <w:gridCol w:w="8799"/>
       </w:tblGrid>
       <w:tr>
-        <w:tblPrEx>
-          <w:tblCellMar>
-            <w:top w:w="0" w:type="dxa"/>
-            <w:bottom w:w="0" w:type="dxa"/>
-          </w:tblCellMar>
-        </w:tblPrEx>
         <w:tc>
           <w:tcPr>
             <w:tcW w:w="560" w:type="dxa"/>
@@ -3033,8 +2968,13 @@
           <w:bottom w:val="single" w:sz="6" w:space="2" w:color="2E75B6"/>
         </w:pBdr>
       </w:pPr>
-      <w:r>
-        <w:t>5.1  Executive Directors</w:t>
+      <w:proofErr w:type="gramStart"/>
+      <w:r>
+        <w:t>5.1  Executive</w:t>
+      </w:r>
+      <w:proofErr w:type="gramEnd"/>
+      <w:r>
+        <w:t xml:space="preserve"> Directors</w:t>
       </w:r>
     </w:p>
     <w:tbl>
@@ -3061,12 +3001,6 @@
         <w:gridCol w:w="1760"/>
       </w:tblGrid>
       <w:tr>
-        <w:tblPrEx>
-          <w:tblCellMar>
-            <w:top w:w="0" w:type="dxa"/>
-            <w:bottom w:w="0" w:type="dxa"/>
-          </w:tblCellMar>
-        </w:tblPrEx>
         <w:trPr>
           <w:tblHeader/>
         </w:trPr>
@@ -3200,12 +3134,6 @@
         </w:tc>
       </w:tr>
       <w:tr>
-        <w:tblPrEx>
-          <w:tblCellMar>
-            <w:top w:w="0" w:type="dxa"/>
-            <w:bottom w:w="0" w:type="dxa"/>
-          </w:tblCellMar>
-        </w:tblPrEx>
         <w:tc>
           <w:tcPr>
             <w:tcW w:w="2400" w:type="dxa"/>
@@ -3289,7 +3217,25 @@
                 <w:sz w:val="19"/>
                 <w:szCs w:val="19"/>
               </w:rPr>
-              <w:t>Strategic leadership, Navratna transition oversight, investor relations</w:t>
+              <w:t xml:space="preserve">Strategic leadership, </w:t>
+            </w:r>
+            <w:proofErr w:type="spellStart"/>
+            <w:r>
+              <w:rPr>
+                <w:color w:val="1F2D3D"/>
+                <w:sz w:val="19"/>
+                <w:szCs w:val="19"/>
+              </w:rPr>
+              <w:t>Navratna</w:t>
+            </w:r>
+            <w:proofErr w:type="spellEnd"/>
+            <w:r>
+              <w:rPr>
+                <w:color w:val="1F2D3D"/>
+                <w:sz w:val="19"/>
+                <w:szCs w:val="19"/>
+              </w:rPr>
+              <w:t xml:space="preserve"> transition oversight, investor relations</w:t>
             </w:r>
           </w:p>
         </w:tc>
@@ -3324,12 +3270,6 @@
         </w:tc>
       </w:tr>
       <w:tr>
-        <w:tblPrEx>
-          <w:tblCellMar>
-            <w:top w:w="0" w:type="dxa"/>
-            <w:bottom w:w="0" w:type="dxa"/>
-          </w:tblCellMar>
-        </w:tblPrEx>
         <w:tc>
           <w:tcPr>
             <w:tcW w:w="2400" w:type="dxa"/>
@@ -3448,12 +3388,6 @@
         </w:tc>
       </w:tr>
       <w:tr>
-        <w:tblPrEx>
-          <w:tblCellMar>
-            <w:top w:w="0" w:type="dxa"/>
-            <w:bottom w:w="0" w:type="dxa"/>
-          </w:tblCellMar>
-        </w:tblPrEx>
         <w:tc>
           <w:tcPr>
             <w:tcW w:w="2400" w:type="dxa"/>
@@ -3572,12 +3506,6 @@
         </w:tc>
       </w:tr>
       <w:tr>
-        <w:tblPrEx>
-          <w:tblCellMar>
-            <w:top w:w="0" w:type="dxa"/>
-            <w:bottom w:w="0" w:type="dxa"/>
-          </w:tblCellMar>
-        </w:tblPrEx>
         <w:tc>
           <w:tcPr>
             <w:tcW w:w="2400" w:type="dxa"/>
@@ -3723,12 +3651,6 @@
         <w:gridCol w:w="8130"/>
       </w:tblGrid>
       <w:tr>
-        <w:tblPrEx>
-          <w:tblCellMar>
-            <w:top w:w="0" w:type="dxa"/>
-            <w:bottom w:w="0" w:type="dxa"/>
-          </w:tblCellMar>
-        </w:tblPrEx>
         <w:tc>
           <w:tcPr>
             <w:tcW w:w="560" w:type="dxa"/>
@@ -3787,7 +3709,25 @@
                 <w:sz w:val="19"/>
                 <w:szCs w:val="19"/>
               </w:rPr>
-              <w:t>The entire executive leadership team remained stable across both FY24 and FY25, providing strategic continuity during RVNL's transition to Navratna CPSE status — a significant governance positive.</w:t>
+              <w:t xml:space="preserve">The entire executive leadership team remained stable across both FY24 and FY25, providing strategic continuity during RVNL's transition to </w:t>
+            </w:r>
+            <w:proofErr w:type="spellStart"/>
+            <w:r>
+              <w:rPr>
+                <w:color w:val="1F2D3D"/>
+                <w:sz w:val="19"/>
+                <w:szCs w:val="19"/>
+              </w:rPr>
+              <w:t>Navratna</w:t>
+            </w:r>
+            <w:proofErr w:type="spellEnd"/>
+            <w:r>
+              <w:rPr>
+                <w:color w:val="1F2D3D"/>
+                <w:sz w:val="19"/>
+                <w:szCs w:val="19"/>
+              </w:rPr>
+              <w:t xml:space="preserve"> CPSE status — a significant governance positive.</w:t>
             </w:r>
           </w:p>
         </w:tc>
@@ -3805,8 +3745,13 @@
           <w:bottom w:val="single" w:sz="6" w:space="2" w:color="2E75B6"/>
         </w:pBdr>
       </w:pPr>
-      <w:r>
-        <w:t>5.2  Government Nominees &amp; Independent Directors</w:t>
+      <w:proofErr w:type="gramStart"/>
+      <w:r>
+        <w:t>5.2  Government</w:t>
+      </w:r>
+      <w:proofErr w:type="gramEnd"/>
+      <w:r>
+        <w:t xml:space="preserve"> Nominees &amp; Independent Directors</w:t>
       </w:r>
     </w:p>
     <w:tbl>
@@ -3832,12 +3777,6 @@
         <w:gridCol w:w="3480"/>
       </w:tblGrid>
       <w:tr>
-        <w:tblPrEx>
-          <w:tblCellMar>
-            <w:top w:w="0" w:type="dxa"/>
-            <w:bottom w:w="0" w:type="dxa"/>
-          </w:tblCellMar>
-        </w:tblPrEx>
         <w:trPr>
           <w:tblHeader/>
         </w:trPr>
@@ -3939,12 +3878,6 @@
         </w:tc>
       </w:tr>
       <w:tr>
-        <w:tblPrEx>
-          <w:tblCellMar>
-            <w:top w:w="0" w:type="dxa"/>
-            <w:bottom w:w="0" w:type="dxa"/>
-          </w:tblCellMar>
-        </w:tblPrEx>
         <w:tc>
           <w:tcPr>
             <w:tcW w:w="2400" w:type="dxa"/>
@@ -3999,7 +3932,25 @@
                 <w:sz w:val="19"/>
                 <w:szCs w:val="19"/>
               </w:rPr>
-              <w:t>Shri Dhananjaya Singh, Dr. M.V. Chakranarayan, Shri Anupam Mallik</w:t>
+              <w:t xml:space="preserve">Shri Dhananjaya Singh, Dr. M.V. </w:t>
+            </w:r>
+            <w:proofErr w:type="spellStart"/>
+            <w:r>
+              <w:rPr>
+                <w:color w:val="1F2D3D"/>
+                <w:sz w:val="19"/>
+                <w:szCs w:val="19"/>
+              </w:rPr>
+              <w:t>Chakranarayan</w:t>
+            </w:r>
+            <w:proofErr w:type="spellEnd"/>
+            <w:r>
+              <w:rPr>
+                <w:color w:val="1F2D3D"/>
+                <w:sz w:val="19"/>
+                <w:szCs w:val="19"/>
+              </w:rPr>
+              <w:t>, Shri Anupam Mallik</w:t>
             </w:r>
           </w:p>
         </w:tc>
@@ -4028,18 +3979,30 @@
                 <w:sz w:val="19"/>
                 <w:szCs w:val="19"/>
               </w:rPr>
-              <w:t>Shri Dhananjaya Singh (continued), Shri Ramesh S. Phaldesai (new appointment)</w:t>
+              <w:t xml:space="preserve">Shri Dhananjaya Singh (continued), Shri Ramesh S. </w:t>
+            </w:r>
+            <w:proofErr w:type="spellStart"/>
+            <w:r>
+              <w:rPr>
+                <w:color w:val="1F2D3D"/>
+                <w:sz w:val="19"/>
+                <w:szCs w:val="19"/>
+              </w:rPr>
+              <w:t>Phaldesai</w:t>
+            </w:r>
+            <w:proofErr w:type="spellEnd"/>
+            <w:r>
+              <w:rPr>
+                <w:color w:val="1F2D3D"/>
+                <w:sz w:val="19"/>
+                <w:szCs w:val="19"/>
+              </w:rPr>
+              <w:t xml:space="preserve"> (new appointment)</w:t>
             </w:r>
           </w:p>
         </w:tc>
       </w:tr>
       <w:tr>
-        <w:tblPrEx>
-          <w:tblCellMar>
-            <w:top w:w="0" w:type="dxa"/>
-            <w:bottom w:w="0" w:type="dxa"/>
-          </w:tblCellMar>
-        </w:tblPrEx>
         <w:tc>
           <w:tcPr>
             <w:tcW w:w="2400" w:type="dxa"/>
@@ -4129,12 +4092,6 @@
         </w:tc>
       </w:tr>
       <w:tr>
-        <w:tblPrEx>
-          <w:tblCellMar>
-            <w:top w:w="0" w:type="dxa"/>
-            <w:bottom w:w="0" w:type="dxa"/>
-          </w:tblCellMar>
-        </w:tblPrEx>
         <w:tc>
           <w:tcPr>
             <w:tcW w:w="2400" w:type="dxa"/>
@@ -4251,8 +4208,13 @@
           <w:bottom w:val="single" w:sz="6" w:space="2" w:color="2E75B6"/>
         </w:pBdr>
       </w:pPr>
-      <w:r>
-        <w:t>6.1  Audit Committee</w:t>
+      <w:proofErr w:type="gramStart"/>
+      <w:r>
+        <w:t>6.1  Audit</w:t>
+      </w:r>
+      <w:proofErr w:type="gramEnd"/>
+      <w:r>
+        <w:t xml:space="preserve"> Committee</w:t>
       </w:r>
     </w:p>
     <w:tbl>
@@ -4277,12 +4239,6 @@
         <w:gridCol w:w="6360"/>
       </w:tblGrid>
       <w:tr>
-        <w:tblPrEx>
-          <w:tblCellMar>
-            <w:top w:w="0" w:type="dxa"/>
-            <w:bottom w:w="0" w:type="dxa"/>
-          </w:tblCellMar>
-        </w:tblPrEx>
         <w:trPr>
           <w:tblHeader/>
         </w:trPr>
@@ -4352,12 +4308,6 @@
         </w:tc>
       </w:tr>
       <w:tr>
-        <w:tblPrEx>
-          <w:tblCellMar>
-            <w:top w:w="0" w:type="dxa"/>
-            <w:bottom w:w="0" w:type="dxa"/>
-          </w:tblCellMar>
-        </w:tblPrEx>
         <w:tc>
           <w:tcPr>
             <w:tcW w:w="3000" w:type="dxa"/>
@@ -4412,18 +4362,30 @@
                 <w:sz w:val="19"/>
                 <w:szCs w:val="19"/>
               </w:rPr>
-              <w:t>Dr. M.V. Chakranarayan (Independent Director)</w:t>
+              <w:t xml:space="preserve">Dr. M.V. </w:t>
+            </w:r>
+            <w:proofErr w:type="spellStart"/>
+            <w:r>
+              <w:rPr>
+                <w:color w:val="1F2D3D"/>
+                <w:sz w:val="19"/>
+                <w:szCs w:val="19"/>
+              </w:rPr>
+              <w:t>Chakranarayan</w:t>
+            </w:r>
+            <w:proofErr w:type="spellEnd"/>
+            <w:r>
+              <w:rPr>
+                <w:color w:val="1F2D3D"/>
+                <w:sz w:val="19"/>
+                <w:szCs w:val="19"/>
+              </w:rPr>
+              <w:t xml:space="preserve"> (Independent Director)</w:t>
             </w:r>
           </w:p>
         </w:tc>
       </w:tr>
       <w:tr>
-        <w:tblPrEx>
-          <w:tblCellMar>
-            <w:top w:w="0" w:type="dxa"/>
-            <w:bottom w:w="0" w:type="dxa"/>
-          </w:tblCellMar>
-        </w:tblPrEx>
         <w:tc>
           <w:tcPr>
             <w:tcW w:w="3000" w:type="dxa"/>
@@ -4484,12 +4446,6 @@
         </w:tc>
       </w:tr>
       <w:tr>
-        <w:tblPrEx>
-          <w:tblCellMar>
-            <w:top w:w="0" w:type="dxa"/>
-            <w:bottom w:w="0" w:type="dxa"/>
-          </w:tblCellMar>
-        </w:tblPrEx>
         <w:tc>
           <w:tcPr>
             <w:tcW w:w="3000" w:type="dxa"/>
@@ -4550,12 +4506,6 @@
         </w:tc>
       </w:tr>
       <w:tr>
-        <w:tblPrEx>
-          <w:tblCellMar>
-            <w:top w:w="0" w:type="dxa"/>
-            <w:bottom w:w="0" w:type="dxa"/>
-          </w:tblCellMar>
-        </w:tblPrEx>
         <w:tc>
           <w:tcPr>
             <w:tcW w:w="3000" w:type="dxa"/>
@@ -4617,12 +4567,6 @@
         </w:tc>
       </w:tr>
       <w:tr>
-        <w:tblPrEx>
-          <w:tblCellMar>
-            <w:top w:w="0" w:type="dxa"/>
-            <w:bottom w:w="0" w:type="dxa"/>
-          </w:tblCellMar>
-        </w:tblPrEx>
         <w:tc>
           <w:tcPr>
             <w:tcW w:w="3000" w:type="dxa"/>
@@ -4695,8 +4639,13 @@
           <w:bottom w:val="single" w:sz="6" w:space="2" w:color="2E75B6"/>
         </w:pBdr>
       </w:pPr>
-      <w:r>
-        <w:t>6.2  CSR &amp; Sustainability Committee</w:t>
+      <w:proofErr w:type="gramStart"/>
+      <w:r>
+        <w:t>6.2  CSR</w:t>
+      </w:r>
+      <w:proofErr w:type="gramEnd"/>
+      <w:r>
+        <w:t xml:space="preserve"> &amp; Sustainability Committee</w:t>
       </w:r>
     </w:p>
     <w:tbl>
@@ -4722,12 +4671,6 @@
         <w:gridCol w:w="3430"/>
       </w:tblGrid>
       <w:tr>
-        <w:tblPrEx>
-          <w:tblCellMar>
-            <w:top w:w="0" w:type="dxa"/>
-            <w:bottom w:w="0" w:type="dxa"/>
-          </w:tblCellMar>
-        </w:tblPrEx>
         <w:trPr>
           <w:tblHeader/>
         </w:trPr>
@@ -4829,12 +4772,6 @@
         </w:tc>
       </w:tr>
       <w:tr>
-        <w:tblPrEx>
-          <w:tblCellMar>
-            <w:top w:w="0" w:type="dxa"/>
-            <w:bottom w:w="0" w:type="dxa"/>
-          </w:tblCellMar>
-        </w:tblPrEx>
         <w:tc>
           <w:tcPr>
             <w:tcW w:w="2500" w:type="dxa"/>
@@ -4924,12 +4861,6 @@
         </w:tc>
       </w:tr>
       <w:tr>
-        <w:tblPrEx>
-          <w:tblCellMar>
-            <w:top w:w="0" w:type="dxa"/>
-            <w:bottom w:w="0" w:type="dxa"/>
-          </w:tblCellMar>
-        </w:tblPrEx>
         <w:tc>
           <w:tcPr>
             <w:tcW w:w="2500" w:type="dxa"/>
@@ -4984,7 +4915,25 @@
                 <w:sz w:val="19"/>
                 <w:szCs w:val="19"/>
               </w:rPr>
-              <w:t>Healthcare near project sites; Primary education programmes (e.g., Rishikesh-Karnaprayag)</w:t>
+              <w:t>Healthcare near project sites; Primary education programmes (e.g., Rishikesh-</w:t>
+            </w:r>
+            <w:proofErr w:type="spellStart"/>
+            <w:r>
+              <w:rPr>
+                <w:color w:val="1F2D3D"/>
+                <w:sz w:val="19"/>
+                <w:szCs w:val="19"/>
+              </w:rPr>
+              <w:t>Karnaprayag</w:t>
+            </w:r>
+            <w:proofErr w:type="spellEnd"/>
+            <w:r>
+              <w:rPr>
+                <w:color w:val="1F2D3D"/>
+                <w:sz w:val="19"/>
+                <w:szCs w:val="19"/>
+              </w:rPr>
+              <w:t>)</w:t>
             </w:r>
           </w:p>
         </w:tc>
@@ -5019,12 +4968,6 @@
         </w:tc>
       </w:tr>
       <w:tr>
-        <w:tblPrEx>
-          <w:tblCellMar>
-            <w:top w:w="0" w:type="dxa"/>
-            <w:bottom w:w="0" w:type="dxa"/>
-          </w:tblCellMar>
-        </w:tblPrEx>
         <w:tc>
           <w:tcPr>
             <w:tcW w:w="2500" w:type="dxa"/>
@@ -5114,12 +5057,6 @@
         </w:tc>
       </w:tr>
       <w:tr>
-        <w:tblPrEx>
-          <w:tblCellMar>
-            <w:top w:w="0" w:type="dxa"/>
-            <w:bottom w:w="0" w:type="dxa"/>
-          </w:tblCellMar>
-        </w:tblPrEx>
         <w:tc>
           <w:tcPr>
             <w:tcW w:w="2500" w:type="dxa"/>
@@ -5236,8 +5173,13 @@
           <w:bottom w:val="single" w:sz="6" w:space="2" w:color="2E75B6"/>
         </w:pBdr>
       </w:pPr>
-      <w:r>
-        <w:t>7.1  Regulatory Compliance</w:t>
+      <w:proofErr w:type="gramStart"/>
+      <w:r>
+        <w:t>7.1  Regulatory</w:t>
+      </w:r>
+      <w:proofErr w:type="gramEnd"/>
+      <w:r>
+        <w:t xml:space="preserve"> Compliance</w:t>
       </w:r>
     </w:p>
     <w:p>
@@ -5327,8 +5269,13 @@
           <w:bottom w:val="single" w:sz="6" w:space="2" w:color="2E75B6"/>
         </w:pBdr>
       </w:pPr>
-      <w:r>
-        <w:t>7.2  Whistle Blower / Vigil Mechanism</w:t>
+      <w:proofErr w:type="gramStart"/>
+      <w:r>
+        <w:t>7.2  Whistle</w:t>
+      </w:r>
+      <w:proofErr w:type="gramEnd"/>
+      <w:r>
+        <w:t xml:space="preserve"> Blower / Vigil Mechanism</w:t>
       </w:r>
     </w:p>
     <w:tbl>
@@ -5354,12 +5301,6 @@
         <w:gridCol w:w="3180"/>
       </w:tblGrid>
       <w:tr>
-        <w:tblPrEx>
-          <w:tblCellMar>
-            <w:top w:w="0" w:type="dxa"/>
-            <w:bottom w:w="0" w:type="dxa"/>
-          </w:tblCellMar>
-        </w:tblPrEx>
         <w:trPr>
           <w:tblHeader/>
         </w:trPr>
@@ -5461,12 +5402,6 @@
         </w:tc>
       </w:tr>
       <w:tr>
-        <w:tblPrEx>
-          <w:tblCellMar>
-            <w:top w:w="0" w:type="dxa"/>
-            <w:bottom w:w="0" w:type="dxa"/>
-          </w:tblCellMar>
-        </w:tblPrEx>
         <w:tc>
           <w:tcPr>
             <w:tcW w:w="3000" w:type="dxa"/>
@@ -5556,12 +5491,6 @@
         </w:tc>
       </w:tr>
       <w:tr>
-        <w:tblPrEx>
-          <w:tblCellMar>
-            <w:top w:w="0" w:type="dxa"/>
-            <w:bottom w:w="0" w:type="dxa"/>
-          </w:tblCellMar>
-        </w:tblPrEx>
         <w:tc>
           <w:tcPr>
             <w:tcW w:w="3000" w:type="dxa"/>
@@ -5651,12 +5580,6 @@
         </w:tc>
       </w:tr>
       <w:tr>
-        <w:tblPrEx>
-          <w:tblCellMar>
-            <w:top w:w="0" w:type="dxa"/>
-            <w:bottom w:w="0" w:type="dxa"/>
-          </w:tblCellMar>
-        </w:tblPrEx>
         <w:tc>
           <w:tcPr>
             <w:tcW w:w="3000" w:type="dxa"/>
@@ -5746,12 +5669,6 @@
         </w:tc>
       </w:tr>
       <w:tr>
-        <w:tblPrEx>
-          <w:tblCellMar>
-            <w:top w:w="0" w:type="dxa"/>
-            <w:bottom w:w="0" w:type="dxa"/>
-          </w:tblCellMar>
-        </w:tblPrEx>
         <w:tc>
           <w:tcPr>
             <w:tcW w:w="3000" w:type="dxa"/>
@@ -5853,9 +5770,14 @@
           <w:bottom w:val="single" w:sz="6" w:space="2" w:color="2E75B6"/>
         </w:pBdr>
       </w:pPr>
+      <w:proofErr w:type="gramStart"/>
       <w:r>
         <w:lastRenderedPageBreak/>
-        <w:t>7.3  Related Party Transactions (RPTs)</w:t>
+        <w:t>7.3  Related</w:t>
+      </w:r>
+      <w:proofErr w:type="gramEnd"/>
+      <w:r>
+        <w:t xml:space="preserve"> Party Transactions (RPTs)</w:t>
       </w:r>
     </w:p>
     <w:p>
@@ -5934,8 +5856,13 @@
           <w:bottom w:val="single" w:sz="6" w:space="2" w:color="2E75B6"/>
         </w:pBdr>
       </w:pPr>
-      <w:r>
-        <w:t>7.4  Secretarial Audit</w:t>
+      <w:proofErr w:type="gramStart"/>
+      <w:r>
+        <w:t>7.4  Secretarial</w:t>
+      </w:r>
+      <w:proofErr w:type="gramEnd"/>
+      <w:r>
+        <w:t xml:space="preserve"> Audit</w:t>
       </w:r>
     </w:p>
     <w:tbl>
@@ -5960,12 +5887,6 @@
         <w:gridCol w:w="8200"/>
       </w:tblGrid>
       <w:tr>
-        <w:tblPrEx>
-          <w:tblCellMar>
-            <w:top w:w="0" w:type="dxa"/>
-            <w:bottom w:w="0" w:type="dxa"/>
-          </w:tblCellMar>
-        </w:tblPrEx>
         <w:tc>
           <w:tcPr>
             <w:tcW w:w="560" w:type="dxa"/>
@@ -6080,12 +6001,6 @@
         <w:gridCol w:w="2360"/>
       </w:tblGrid>
       <w:tr>
-        <w:tblPrEx>
-          <w:tblCellMar>
-            <w:top w:w="0" w:type="dxa"/>
-            <w:bottom w:w="0" w:type="dxa"/>
-          </w:tblCellMar>
-        </w:tblPrEx>
         <w:trPr>
           <w:tblHeader/>
         </w:trPr>
@@ -6219,12 +6134,6 @@
         </w:tc>
       </w:tr>
       <w:tr>
-        <w:tblPrEx>
-          <w:tblCellMar>
-            <w:top w:w="0" w:type="dxa"/>
-            <w:bottom w:w="0" w:type="dxa"/>
-          </w:tblCellMar>
-        </w:tblPrEx>
         <w:tc>
           <w:tcPr>
             <w:tcW w:w="2600" w:type="dxa"/>
@@ -6343,12 +6252,6 @@
         </w:tc>
       </w:tr>
       <w:tr>
-        <w:tblPrEx>
-          <w:tblCellMar>
-            <w:top w:w="0" w:type="dxa"/>
-            <w:bottom w:w="0" w:type="dxa"/>
-          </w:tblCellMar>
-        </w:tblPrEx>
         <w:tc>
           <w:tcPr>
             <w:tcW w:w="2600" w:type="dxa"/>
@@ -6467,12 +6370,6 @@
         </w:tc>
       </w:tr>
       <w:tr>
-        <w:tblPrEx>
-          <w:tblCellMar>
-            <w:top w:w="0" w:type="dxa"/>
-            <w:bottom w:w="0" w:type="dxa"/>
-          </w:tblCellMar>
-        </w:tblPrEx>
         <w:tc>
           <w:tcPr>
             <w:tcW w:w="2600" w:type="dxa"/>
@@ -6591,12 +6488,6 @@
         </w:tc>
       </w:tr>
       <w:tr>
-        <w:tblPrEx>
-          <w:tblCellMar>
-            <w:top w:w="0" w:type="dxa"/>
-            <w:bottom w:w="0" w:type="dxa"/>
-          </w:tblCellMar>
-        </w:tblPrEx>
         <w:tc>
           <w:tcPr>
             <w:tcW w:w="2600" w:type="dxa"/>
@@ -6715,12 +6606,6 @@
         </w:tc>
       </w:tr>
       <w:tr>
-        <w:tblPrEx>
-          <w:tblCellMar>
-            <w:top w:w="0" w:type="dxa"/>
-            <w:bottom w:w="0" w:type="dxa"/>
-          </w:tblCellMar>
-        </w:tblPrEx>
         <w:tc>
           <w:tcPr>
             <w:tcW w:w="2600" w:type="dxa"/>
@@ -6839,12 +6724,6 @@
         </w:tc>
       </w:tr>
       <w:tr>
-        <w:tblPrEx>
-          <w:tblCellMar>
-            <w:top w:w="0" w:type="dxa"/>
-            <w:bottom w:w="0" w:type="dxa"/>
-          </w:tblCellMar>
-        </w:tblPrEx>
         <w:tc>
           <w:tcPr>
             <w:tcW w:w="2600" w:type="dxa"/>
@@ -6963,12 +6842,6 @@
         </w:tc>
       </w:tr>
       <w:tr>
-        <w:tblPrEx>
-          <w:tblCellMar>
-            <w:top w:w="0" w:type="dxa"/>
-            <w:bottom w:w="0" w:type="dxa"/>
-          </w:tblCellMar>
-        </w:tblPrEx>
         <w:tc>
           <w:tcPr>
             <w:tcW w:w="2600" w:type="dxa"/>
@@ -7087,12 +6960,6 @@
         </w:tc>
       </w:tr>
       <w:tr>
-        <w:tblPrEx>
-          <w:tblCellMar>
-            <w:top w:w="0" w:type="dxa"/>
-            <w:bottom w:w="0" w:type="dxa"/>
-          </w:tblCellMar>
-        </w:tblPrEx>
         <w:tc>
           <w:tcPr>
             <w:tcW w:w="2600" w:type="dxa"/>
@@ -7211,12 +7078,6 @@
         </w:tc>
       </w:tr>
       <w:tr>
-        <w:tblPrEx>
-          <w:tblCellMar>
-            <w:top w:w="0" w:type="dxa"/>
-            <w:bottom w:w="0" w:type="dxa"/>
-          </w:tblCellMar>
-        </w:tblPrEx>
         <w:tc>
           <w:tcPr>
             <w:tcW w:w="2600" w:type="dxa"/>
@@ -7335,12 +7196,6 @@
         </w:tc>
       </w:tr>
       <w:tr>
-        <w:tblPrEx>
-          <w:tblCellMar>
-            <w:top w:w="0" w:type="dxa"/>
-            <w:bottom w:w="0" w:type="dxa"/>
-          </w:tblCellMar>
-        </w:tblPrEx>
         <w:tc>
           <w:tcPr>
             <w:tcW w:w="2600" w:type="dxa"/>
@@ -7459,12 +7314,6 @@
         </w:tc>
       </w:tr>
       <w:tr>
-        <w:tblPrEx>
-          <w:tblCellMar>
-            <w:top w:w="0" w:type="dxa"/>
-            <w:bottom w:w="0" w:type="dxa"/>
-          </w:tblCellMar>
-        </w:tblPrEx>
         <w:tc>
           <w:tcPr>
             <w:tcW w:w="2600" w:type="dxa"/>
@@ -7583,12 +7432,6 @@
         </w:tc>
       </w:tr>
       <w:tr>
-        <w:tblPrEx>
-          <w:tblCellMar>
-            <w:top w:w="0" w:type="dxa"/>
-            <w:bottom w:w="0" w:type="dxa"/>
-          </w:tblCellMar>
-        </w:tblPrEx>
         <w:tc>
           <w:tcPr>
             <w:tcW w:w="2600" w:type="dxa"/>
@@ -7707,12 +7550,6 @@
         </w:tc>
       </w:tr>
       <w:tr>
-        <w:tblPrEx>
-          <w:tblCellMar>
-            <w:top w:w="0" w:type="dxa"/>
-            <w:bottom w:w="0" w:type="dxa"/>
-          </w:tblCellMar>
-        </w:tblPrEx>
         <w:tc>
           <w:tcPr>
             <w:tcW w:w="2600" w:type="dxa"/>
@@ -7831,12 +7668,6 @@
         </w:tc>
       </w:tr>
       <w:tr>
-        <w:tblPrEx>
-          <w:tblCellMar>
-            <w:top w:w="0" w:type="dxa"/>
-            <w:bottom w:w="0" w:type="dxa"/>
-          </w:tblCellMar>
-        </w:tblPrEx>
         <w:tc>
           <w:tcPr>
             <w:tcW w:w="2600" w:type="dxa"/>
@@ -7955,12 +7786,6 @@
         </w:tc>
       </w:tr>
       <w:tr>
-        <w:tblPrEx>
-          <w:tblCellMar>
-            <w:top w:w="0" w:type="dxa"/>
-            <w:bottom w:w="0" w:type="dxa"/>
-          </w:tblCellMar>
-        </w:tblPrEx>
         <w:tc>
           <w:tcPr>
             <w:tcW w:w="2600" w:type="dxa"/>
@@ -8137,8 +7962,13 @@
           <w:bottom w:val="single" w:sz="6" w:space="2" w:color="2E75B6"/>
         </w:pBdr>
       </w:pPr>
-      <w:r>
-        <w:t>9.1  Audit Quality</w:t>
+      <w:proofErr w:type="gramStart"/>
+      <w:r>
+        <w:t>9.1  Audit</w:t>
+      </w:r>
+      <w:proofErr w:type="gramEnd"/>
+      <w:r>
+        <w:t xml:space="preserve"> Quality</w:t>
       </w:r>
     </w:p>
     <w:p>
@@ -8201,8 +8031,13 @@
           <w:bottom w:val="single" w:sz="6" w:space="2" w:color="2E75B6"/>
         </w:pBdr>
       </w:pPr>
-      <w:r>
-        <w:t>9.2  Governance Stability</w:t>
+      <w:proofErr w:type="gramStart"/>
+      <w:r>
+        <w:t>9.2  Governance</w:t>
+      </w:r>
+      <w:proofErr w:type="gramEnd"/>
+      <w:r>
+        <w:t xml:space="preserve"> Stability</w:t>
       </w:r>
     </w:p>
     <w:p>
@@ -8218,7 +8053,21 @@
         <w:rPr>
           <w:color w:val="1F2D3D"/>
         </w:rPr>
-        <w:t>Executive leadership continuity throughout the Navratna transition period reflects organisational resilience and strategic coherence.</w:t>
+        <w:t xml:space="preserve">Executive leadership continuity throughout the </w:t>
+      </w:r>
+      <w:proofErr w:type="spellStart"/>
+      <w:r>
+        <w:rPr>
+          <w:color w:val="1F2D3D"/>
+        </w:rPr>
+        <w:t>Navratna</w:t>
+      </w:r>
+      <w:proofErr w:type="spellEnd"/>
+      <w:r>
+        <w:rPr>
+          <w:color w:val="1F2D3D"/>
+        </w:rPr>
+        <w:t xml:space="preserve"> transition period reflects organisational resilience and strategic coherence.</w:t>
       </w:r>
     </w:p>
     <w:p>
@@ -8265,8 +8114,13 @@
           <w:bottom w:val="single" w:sz="6" w:space="2" w:color="2E75B6"/>
         </w:pBdr>
       </w:pPr>
-      <w:r>
-        <w:t>9.3  Compliance &amp; Ethics</w:t>
+      <w:proofErr w:type="gramStart"/>
+      <w:r>
+        <w:t>9.3  Compliance</w:t>
+      </w:r>
+      <w:proofErr w:type="gramEnd"/>
+      <w:r>
+        <w:t xml:space="preserve"> &amp; Ethics</w:t>
       </w:r>
     </w:p>
     <w:p>
@@ -8329,8 +8183,13 @@
           <w:bottom w:val="single" w:sz="6" w:space="2" w:color="2E75B6"/>
         </w:pBdr>
       </w:pPr>
-      <w:r>
-        <w:t>9.4  Overall Rating</w:t>
+      <w:proofErr w:type="gramStart"/>
+      <w:r>
+        <w:t>9.4  Overall</w:t>
+      </w:r>
+      <w:proofErr w:type="gramEnd"/>
+      <w:r>
+        <w:t xml:space="preserve"> Rating</w:t>
       </w:r>
     </w:p>
     <w:p>
@@ -8360,12 +8219,6 @@
         <w:gridCol w:w="8259"/>
       </w:tblGrid>
       <w:tr>
-        <w:tblPrEx>
-          <w:tblCellMar>
-            <w:top w:w="0" w:type="dxa"/>
-            <w:bottom w:w="0" w:type="dxa"/>
-          </w:tblCellMar>
-        </w:tblPrEx>
         <w:tc>
           <w:tcPr>
             <w:tcW w:w="560" w:type="dxa"/>
@@ -8424,7 +8277,25 @@
                 <w:sz w:val="19"/>
                 <w:szCs w:val="19"/>
               </w:rPr>
-              <w:t>RVNL demonstrates STRONG governance practices, transparent financial reporting, and effective oversight mechanisms across both FY 2023-24 and FY 2024-25. The company is well-positioned as a model Navratna CPSE with robust financial controls, continuous improvement in accounting disclosures, and a stable, compliance-oriented leadership structure.</w:t>
+              <w:t xml:space="preserve">RVNL demonstrates STRONG governance practices, transparent financial reporting, and effective oversight mechanisms across both FY 2023-24 and FY 2024-25. The company is well-positioned as a model </w:t>
+            </w:r>
+            <w:proofErr w:type="spellStart"/>
+            <w:r>
+              <w:rPr>
+                <w:color w:val="1F2D3D"/>
+                <w:sz w:val="19"/>
+                <w:szCs w:val="19"/>
+              </w:rPr>
+              <w:t>Navratna</w:t>
+            </w:r>
+            <w:proofErr w:type="spellEnd"/>
+            <w:r>
+              <w:rPr>
+                <w:color w:val="1F2D3D"/>
+                <w:sz w:val="19"/>
+                <w:szCs w:val="19"/>
+              </w:rPr>
+              <w:t xml:space="preserve"> CPSE with robust financial controls, continuous improvement in accounting disclosures, and a stable, compliance-oriented leadership structure.</w:t>
             </w:r>
           </w:p>
         </w:tc>
@@ -8461,7 +8332,43 @@
           <w:sz w:val="16"/>
           <w:szCs w:val="16"/>
         </w:rPr>
-        <w:t>Rail Vikas Nigam Limited  |  FY 2023-24 vs. FY 2024-25 Comparative Analysis  |  March 2026</w:t>
+        <w:t xml:space="preserve">Rail Vikas Nigam </w:t>
+      </w:r>
+      <w:proofErr w:type="gramStart"/>
+      <w:r>
+        <w:rPr>
+          <w:color w:val="AAAAAA"/>
+          <w:sz w:val="16"/>
+          <w:szCs w:val="16"/>
+        </w:rPr>
+        <w:t>Limited  |</w:t>
+      </w:r>
+      <w:proofErr w:type="gramEnd"/>
+      <w:r>
+        <w:rPr>
+          <w:color w:val="AAAAAA"/>
+          <w:sz w:val="16"/>
+          <w:szCs w:val="16"/>
+        </w:rPr>
+        <w:t xml:space="preserve">  FY 2023-24 vs. FY 2024-25 Comparative </w:t>
+      </w:r>
+      <w:proofErr w:type="gramStart"/>
+      <w:r>
+        <w:rPr>
+          <w:color w:val="AAAAAA"/>
+          <w:sz w:val="16"/>
+          <w:szCs w:val="16"/>
+        </w:rPr>
+        <w:t>Analysis  |</w:t>
+      </w:r>
+      <w:proofErr w:type="gramEnd"/>
+      <w:r>
+        <w:rPr>
+          <w:color w:val="AAAAAA"/>
+          <w:sz w:val="16"/>
+          <w:szCs w:val="16"/>
+        </w:rPr>
+        <w:t xml:space="preserve">  March 2026</w:t>
       </w:r>
     </w:p>
     <w:sectPr>
@@ -8513,7 +8420,61 @@
         <w:sz w:val="16"/>
         <w:szCs w:val="16"/>
       </w:rPr>
-      <w:t>Rail Vikas Nigam Limited  |  Navratna CPSE  |  Report Date: March 2026</w:t>
+      <w:t xml:space="preserve">Rail Vikas Nigam </w:t>
+    </w:r>
+    <w:proofErr w:type="gramStart"/>
+    <w:r>
+      <w:rPr>
+        <w:color w:val="888888"/>
+        <w:sz w:val="16"/>
+        <w:szCs w:val="16"/>
+      </w:rPr>
+      <w:t>Limited  |</w:t>
+    </w:r>
+    <w:proofErr w:type="gramEnd"/>
+    <w:r>
+      <w:rPr>
+        <w:color w:val="888888"/>
+        <w:sz w:val="16"/>
+        <w:szCs w:val="16"/>
+      </w:rPr>
+      <w:t xml:space="preserve">  </w:t>
+    </w:r>
+    <w:proofErr w:type="spellStart"/>
+    <w:r>
+      <w:rPr>
+        <w:color w:val="888888"/>
+        <w:sz w:val="16"/>
+        <w:szCs w:val="16"/>
+      </w:rPr>
+      <w:t>Navratna</w:t>
+    </w:r>
+    <w:proofErr w:type="spellEnd"/>
+    <w:r>
+      <w:rPr>
+        <w:color w:val="888888"/>
+        <w:sz w:val="16"/>
+        <w:szCs w:val="16"/>
+      </w:rPr>
+      <w:t xml:space="preserve"> </w:t>
+    </w:r>
+    <w:proofErr w:type="gramStart"/>
+    <w:r>
+      <w:rPr>
+        <w:color w:val="888888"/>
+        <w:sz w:val="16"/>
+        <w:szCs w:val="16"/>
+      </w:rPr>
+      <w:t>CPSE  |</w:t>
+    </w:r>
+    <w:proofErr w:type="gramEnd"/>
+    <w:r>
+      <w:rPr>
+        <w:color w:val="888888"/>
+        <w:sz w:val="16"/>
+        <w:szCs w:val="16"/>
+      </w:rPr>
+      <w:t xml:space="preserve">  Report Date: March 2026</w:t>
     </w:r>
     <w:r>
       <w:rPr>
